--- a/templates/非诉项目/4授 权 委 托 书-（个人）.docx
+++ b/templates/非诉项目/4授 权 委 托 书-（个人）.docx
@@ -64,7 +64,7 @@
           <w:sz w:val="30"/>
           <w:u w:val="single"/>
         </w:rPr>
-        <w:t xml:space="preserve"> {{二委托人}} </w:t>
+        <w:t xml:space="preserve"> {{_2委托人}} </w:t>
       </w:r>
       <w:r>
         <w:rPr>
@@ -79,7 +79,7 @@
           <w:sz w:val="30"/>
           <w:u w:val="single"/>
         </w:rPr>
-        <w:t xml:space="preserve"> {{三证件号码}} </w:t>
+        <w:t xml:space="preserve"> {{_3证件号码}} </w:t>
       </w:r>
     </w:p>
     <w:p>
@@ -146,7 +146,7 @@
           <w:sz w:val="30"/>
           <w:u w:val="single"/>
         </w:rPr>
-        <w:t>{{九案由}}</w:t>
+        <w:t>{{_9案由}}</w:t>
       </w:r>
       <w:bookmarkStart w:id="0" w:name="_GoBack"/>
       <w:bookmarkEnd w:id="0"/>
@@ -666,7 +666,7 @@
           <w:u w:val="none"/>
           <w:lang w:val="en-US" w:eastAsia="zh-CN"/>
         </w:rPr>
-        <w:t>{{一委托日期}}</w:t>
+        <w:t>{{_1委托日期}}</w:t>
       </w:r>
     </w:p>
     <w:sectPr>
